--- a/report.docx
+++ b/report.docx
@@ -5670,27 +5670,7 @@
           <w:szCs w:val="24"/>
           <w:lang w:val="en-IN" w:eastAsia="en-IN"/>
         </w:rPr>
-        <w:t xml:space="preserve">To implement and evaluate a Hybrid approach combining A* with an RL-based adaptive heuristic, and </w:t>
-      </w:r>
-      <w:r>
-        <w:rPr>
-          <w:rFonts w:ascii="Times New Roman" w:eastAsia="Times New Roman" w:hAnsi="Times New Roman" w:cs="Times New Roman"/>
-          <w:color w:val="auto"/>
-          <w:sz w:val="24"/>
-          <w:szCs w:val="24"/>
-          <w:lang w:val="en-IN" w:eastAsia="en-IN"/>
-        </w:rPr>
-        <w:t>analyse</w:t>
-      </w:r>
-      <w:r>
-        <w:rPr>
-          <w:rFonts w:ascii="Times New Roman" w:eastAsia="Times New Roman" w:hAnsi="Times New Roman" w:cs="Times New Roman"/>
-          <w:color w:val="auto"/>
-          <w:sz w:val="24"/>
-          <w:szCs w:val="24"/>
-          <w:lang w:val="en-IN" w:eastAsia="en-IN"/>
-        </w:rPr>
-        <w:t xml:space="preserve"> the performance of A*, DQN, and Hybrid algorithms using metrics such as cost, steps, nodes explored, and execution time in both static and dynamic weight-changing environments.</w:t>
+        <w:t>To implement and evaluate a Hybrid approach combining A* with an RL-based adaptive heuristic, and analyse the performance of A*, DQN, and Hybrid algorithms using metrics such as cost, steps, nodes explored, and execution time in both static and dynamic weight-changing environments.</w:t>
       </w:r>
     </w:p>
     <w:p>
@@ -12923,6 +12903,7 @@
       <w:r>
         <w:rPr>
           <w:rFonts w:ascii="Times New Roman" w:hAnsi="Times New Roman" w:cs="Times New Roman"/>
+          <w:noProof/>
           <w:sz w:val="24"/>
           <w:szCs w:val="24"/>
         </w:rPr>
@@ -12979,6 +12960,7 @@
       <w:r>
         <w:rPr>
           <w:rFonts w:ascii="Times New Roman" w:hAnsi="Times New Roman" w:cs="Times New Roman"/>
+          <w:noProof/>
           <w:sz w:val="24"/>
           <w:szCs w:val="24"/>
         </w:rPr>
@@ -17667,6 +17649,7 @@
   <w:style w:type="character" w:default="1" w:styleId="DefaultParagraphFont">
     <w:name w:val="Default Paragraph Font"/>
     <w:uiPriority w:val="1"/>
+    <w:semiHidden/>
     <w:unhideWhenUsed/>
   </w:style>
   <w:style w:type="table" w:default="1" w:styleId="TableNormal">
